--- a/narratives/Milestone 3 Narrative.docx
+++ b/narratives/Milestone 3 Narrative.docx
@@ -346,7 +346,7 @@
         <w:rPr>
           <w:rFonts w:ascii="Times New Roman" w:hAnsi="Times New Roman" w:cs="Times New Roman"/>
         </w:rPr>
-        <w:t xml:space="preserve">These enhancements met the course outcomes I originally planned to address, which were Course Outcome 3 and Course Outcome 4. Course Outcome 3 was met by replacing repeated </w:t>
+        <w:t xml:space="preserve">The enhancements to this artifact met the course outcomes I originally planned to address, which were Course Outcomes 3 and 4. Course Outcome 3 focuses on designing and evaluating computing solutions using algorithmic principles, appropriate data structures, and an understanding of the trade-offs involved in technical decisions. This outcome was met by replacing repeated </w:t>
       </w:r>
       <w:proofErr w:type="spellStart"/>
       <w:r>
@@ -360,13 +360,7 @@
         <w:rPr>
           <w:rFonts w:ascii="Times New Roman" w:hAnsi="Times New Roman" w:cs="Times New Roman"/>
         </w:rPr>
-        <w:t xml:space="preserve"> searches with HashMap-based record storage, demonstrating my ability to evaluate an existing computing solution and improve it using algorithmic principles and appropriate data structures. Course Outcome 4 was met by applying object-oriented design practices, input validation, improved data types, and better class organization to create a more maintainable application. </w:t>
-      </w:r>
-      <w:r>
-        <w:rPr>
-          <w:rFonts w:ascii="Times New Roman" w:hAnsi="Times New Roman" w:cs="Times New Roman"/>
-        </w:rPr>
-        <w:t>I have updated my outcome-coverage plan to include Course Outcome 1 in the upcoming database enhancement so that all five course outcomes are addressed across the three artifact enhancements.</w:t>
+        <w:t xml:space="preserve"> searches with HashMap-based record storage, demonstrating my ability to evaluate an existing computing solution and improve it using algorithmic principles and a more appropriate data structure. Course Outcome 4 focuses on applying computing techniques, skills, and tools to create solutions that provide value and meet application goals. This outcome was met by applying object-oriented design practices, input validation, improved data types, and better class organization to create a more reliable and maintainable application.</w:t>
       </w:r>
     </w:p>
     <w:p>
